--- a/backend/secure-files/portfolios-docx/NMX-01.docx
+++ b/backend/secure-files/portfolios-docx/NMX-01.docx
@@ -1046,6 +1046,62 @@
           <w:sz w:val="21"/>
         </w:rPr>
         <w:t>NMX-01 es el motor energético básico de la suite: a partir de sexo, edad, peso y talla estima la Tasa Metabólica Basal (Mifflin-St Jeor) y el Gasto Energético Total aplicando un Nivel de Actividad Física (PAL) con catálogo propio (NMX-PAL-2026-08-v1). En esta versión se integra formalmente el Índice de Masa Corporal (IMC = peso / talla²) y su clasificación según los puntos de corte OMS para adultos (bajo peso, normopeso, sobrepeso y obesidad grados I–III). El libro (14 hojas, ~310 fórmulas, 3 gráficos y 20 validaciones) mantiene hojas de ecuaciones, cálculo, resultados y trazabilidad. Es un motor educativo: la exactitud del cálculo no equivale a validación clínica.</w:t>
+      </w:r>
+    </w:p>
+    <w:p>
+      <w:pPr>
+        <w:keepNext/>
+        <w:spacing w:before="120" w:after="20"/>
+        <w:jc w:val="center"/>
+      </w:pPr>
+      <w:r>
+        <w:drawing>
+          <wp:inline xmlns:a="http://schemas.openxmlformats.org/drawingml/2006/main" xmlns:pic="http://schemas.openxmlformats.org/drawingml/2006/picture">
+            <wp:extent cx="5580000" cy="4311818"/>
+            <wp:docPr id="1" name="Picture 1"/>
+            <wp:cNvGraphicFramePr>
+              <a:graphicFrameLocks noChangeAspect="1"/>
+            </wp:cNvGraphicFramePr>
+            <a:graphic>
+              <a:graphicData uri="http://schemas.openxmlformats.org/drawingml/2006/picture">
+                <pic:pic>
+                  <pic:nvPicPr>
+                    <pic:cNvPr id="0" name="NMX-01_01_INICIO.png"/>
+                    <pic:cNvPicPr/>
+                  </pic:nvPicPr>
+                  <pic:blipFill>
+                    <a:blip r:embed="rId10"/>
+                    <a:stretch>
+                      <a:fillRect/>
+                    </a:stretch>
+                  </pic:blipFill>
+                  <pic:spPr>
+                    <a:xfrm>
+                      <a:off x="0" y="0"/>
+                      <a:ext cx="5580000" cy="4311818"/>
+                    </a:xfrm>
+                    <a:prstGeom prst="rect"/>
+                  </pic:spPr>
+                </pic:pic>
+              </a:graphicData>
+            </a:graphic>
+          </wp:inline>
+        </w:drawing>
+      </w:r>
+    </w:p>
+    <w:p>
+      <w:pPr>
+        <w:spacing w:before="0" w:after="160"/>
+        <w:jc w:val="center"/>
+      </w:pPr>
+      <w:r>
+        <w:rPr>
+          <w:rFonts w:ascii="Calibri" w:hAnsi="Calibri"/>
+          <w:b/>
+          <w:color w:val="45565E"/>
+          <w:sz w:val="17"/>
+        </w:rPr>
+        <w:t>Figura 1. Vista inicial (hoja INICIO).</w:t>
       </w:r>
     </w:p>
     <w:tbl>
@@ -2195,6 +2251,62 @@
         <w:t>Nivel de actividad física (PAL, catálogo NMX-PAL-2026-08-v1)</w:t>
       </w:r>
     </w:p>
+    <w:p>
+      <w:pPr>
+        <w:keepNext/>
+        <w:spacing w:before="120" w:after="20"/>
+        <w:jc w:val="center"/>
+      </w:pPr>
+      <w:r>
+        <w:drawing>
+          <wp:inline xmlns:a="http://schemas.openxmlformats.org/drawingml/2006/main" xmlns:pic="http://schemas.openxmlformats.org/drawingml/2006/picture">
+            <wp:extent cx="5580000" cy="4311818"/>
+            <wp:docPr id="2" name="Picture 2"/>
+            <wp:cNvGraphicFramePr>
+              <a:graphicFrameLocks noChangeAspect="1"/>
+            </wp:cNvGraphicFramePr>
+            <a:graphic>
+              <a:graphicData uri="http://schemas.openxmlformats.org/drawingml/2006/picture">
+                <pic:pic>
+                  <pic:nvPicPr>
+                    <pic:cNvPr id="0" name="NMX-01_09_DATOS.png"/>
+                    <pic:cNvPicPr/>
+                  </pic:nvPicPr>
+                  <pic:blipFill>
+                    <a:blip r:embed="rId11"/>
+                    <a:stretch>
+                      <a:fillRect/>
+                    </a:stretch>
+                  </pic:blipFill>
+                  <pic:spPr>
+                    <a:xfrm>
+                      <a:off x="0" y="0"/>
+                      <a:ext cx="5580000" cy="4311818"/>
+                    </a:xfrm>
+                    <a:prstGeom prst="rect"/>
+                  </pic:spPr>
+                </pic:pic>
+              </a:graphicData>
+            </a:graphic>
+          </wp:inline>
+        </w:drawing>
+      </w:r>
+    </w:p>
+    <w:p>
+      <w:pPr>
+        <w:spacing w:before="0" w:after="160"/>
+        <w:jc w:val="center"/>
+      </w:pPr>
+      <w:r>
+        <w:rPr>
+          <w:rFonts w:ascii="Calibri" w:hAnsi="Calibri"/>
+          <w:b/>
+          <w:color w:val="45565E"/>
+          <w:sz w:val="17"/>
+        </w:rPr>
+        <w:t>Figura 2. Pantalla de ingreso de datos.</w:t>
+      </w:r>
+    </w:p>
     <w:tbl>
       <w:tblPr>
         <w:tblW w:type="auto" w:w="0"/>
@@ -2710,6 +2822,62 @@
         </w:tc>
       </w:tr>
     </w:tbl>
+    <w:p>
+      <w:pPr>
+        <w:keepNext/>
+        <w:spacing w:before="120" w:after="20"/>
+        <w:jc w:val="center"/>
+      </w:pPr>
+      <w:r>
+        <w:drawing>
+          <wp:inline xmlns:a="http://schemas.openxmlformats.org/drawingml/2006/main" xmlns:pic="http://schemas.openxmlformats.org/drawingml/2006/picture">
+            <wp:extent cx="5580000" cy="4311818"/>
+            <wp:docPr id="3" name="Picture 3"/>
+            <wp:cNvGraphicFramePr>
+              <a:graphicFrameLocks noChangeAspect="1"/>
+            </wp:cNvGraphicFramePr>
+            <a:graphic>
+              <a:graphicData uri="http://schemas.openxmlformats.org/drawingml/2006/picture">
+                <pic:pic>
+                  <pic:nvPicPr>
+                    <pic:cNvPr id="0" name="NMX-01_05_RESULTADOS_01.png"/>
+                    <pic:cNvPicPr/>
+                  </pic:nvPicPr>
+                  <pic:blipFill>
+                    <a:blip r:embed="rId12"/>
+                    <a:stretch>
+                      <a:fillRect/>
+                    </a:stretch>
+                  </pic:blipFill>
+                  <pic:spPr>
+                    <a:xfrm>
+                      <a:off x="0" y="0"/>
+                      <a:ext cx="5580000" cy="4311818"/>
+                    </a:xfrm>
+                    <a:prstGeom prst="rect"/>
+                  </pic:spPr>
+                </pic:pic>
+              </a:graphicData>
+            </a:graphic>
+          </wp:inline>
+        </w:drawing>
+      </w:r>
+    </w:p>
+    <w:p>
+      <w:pPr>
+        <w:spacing w:before="0" w:after="160"/>
+        <w:jc w:val="center"/>
+      </w:pPr>
+      <w:r>
+        <w:rPr>
+          <w:rFonts w:ascii="Calibri" w:hAnsi="Calibri"/>
+          <w:b/>
+          <w:color w:val="45565E"/>
+          <w:sz w:val="17"/>
+        </w:rPr>
+        <w:t>Figura 3. Visualización de resultados.</w:t>
+      </w:r>
+    </w:p>
     <w:tbl>
       <w:tblPr>
         <w:tblW w:type="auto" w:w="0"/>
@@ -3412,6 +3580,62 @@
         </w:tc>
       </w:tr>
     </w:tbl>
+    <w:p>
+      <w:pPr>
+        <w:keepNext/>
+        <w:spacing w:before="120" w:after="20"/>
+        <w:jc w:val="center"/>
+      </w:pPr>
+      <w:r>
+        <w:drawing>
+          <wp:inline xmlns:a="http://schemas.openxmlformats.org/drawingml/2006/main" xmlns:pic="http://schemas.openxmlformats.org/drawingml/2006/picture">
+            <wp:extent cx="5580000" cy="4311818"/>
+            <wp:docPr id="4" name="Picture 4"/>
+            <wp:cNvGraphicFramePr>
+              <a:graphicFrameLocks noChangeAspect="1"/>
+            </wp:cNvGraphicFramePr>
+            <a:graphic>
+              <a:graphicData uri="http://schemas.openxmlformats.org/drawingml/2006/picture">
+                <pic:pic>
+                  <pic:nvPicPr>
+                    <pic:cNvPr id="0" name="NMX-01_08_FUENTES.png"/>
+                    <pic:cNvPicPr/>
+                  </pic:nvPicPr>
+                  <pic:blipFill>
+                    <a:blip r:embed="rId13"/>
+                    <a:stretch>
+                      <a:fillRect/>
+                    </a:stretch>
+                  </pic:blipFill>
+                  <pic:spPr>
+                    <a:xfrm>
+                      <a:off x="0" y="0"/>
+                      <a:ext cx="5580000" cy="4311818"/>
+                    </a:xfrm>
+                    <a:prstGeom prst="rect"/>
+                  </pic:spPr>
+                </pic:pic>
+              </a:graphicData>
+            </a:graphic>
+          </wp:inline>
+        </w:drawing>
+      </w:r>
+    </w:p>
+    <w:p>
+      <w:pPr>
+        <w:spacing w:before="0" w:after="160"/>
+        <w:jc w:val="center"/>
+      </w:pPr>
+      <w:r>
+        <w:rPr>
+          <w:rFonts w:ascii="Calibri" w:hAnsi="Calibri"/>
+          <w:b/>
+          <w:color w:val="45565E"/>
+          <w:sz w:val="17"/>
+        </w:rPr>
+        <w:t>Figura 4. Fuentes y trazabilidad.</w:t>
+      </w:r>
+    </w:p>
     <w:tbl>
       <w:tblPr>
         <w:tblW w:type="auto" w:w="0"/>
@@ -3850,32 +4074,73 @@
     </w:p>
     <w:p>
       <w:pPr>
-        <w:spacing w:before="40" w:after="40" w:line="276" w:lineRule="auto"/>
+        <w:keepNext/>
+        <w:spacing w:before="120" w:after="20"/>
+        <w:jc w:val="center"/>
+      </w:pPr>
+      <w:r>
+        <w:drawing>
+          <wp:inline xmlns:a="http://schemas.openxmlformats.org/drawingml/2006/main" xmlns:pic="http://schemas.openxmlformats.org/drawingml/2006/picture">
+            <wp:extent cx="5580000" cy="4311818"/>
+            <wp:docPr id="5" name="Picture 5"/>
+            <wp:cNvGraphicFramePr>
+              <a:graphicFrameLocks noChangeAspect="1"/>
+            </wp:cNvGraphicFramePr>
+            <a:graphic>
+              <a:graphicData uri="http://schemas.openxmlformats.org/drawingml/2006/picture">
+                <pic:pic>
+                  <pic:nvPicPr>
+                    <pic:cNvPr id="0" name="NMX-01_05_RESULTADOS_02.png"/>
+                    <pic:cNvPicPr/>
+                  </pic:nvPicPr>
+                  <pic:blipFill>
+                    <a:blip r:embed="rId14"/>
+                    <a:stretch>
+                      <a:fillRect/>
+                    </a:stretch>
+                  </pic:blipFill>
+                  <pic:spPr>
+                    <a:xfrm>
+                      <a:off x="0" y="0"/>
+                      <a:ext cx="5580000" cy="4311818"/>
+                    </a:xfrm>
+                    <a:prstGeom prst="rect"/>
+                  </pic:spPr>
+                </pic:pic>
+              </a:graphicData>
+            </a:graphic>
+          </wp:inline>
+        </w:drawing>
+      </w:r>
+    </w:p>
+    <w:p>
+      <w:pPr>
+        <w:spacing w:before="0" w:after="160"/>
+        <w:jc w:val="center"/>
       </w:pPr>
       <w:r>
         <w:rPr>
           <w:rFonts w:ascii="Calibri" w:hAnsi="Calibri"/>
           <w:b/>
-          <w:i w:val="0"/>
-          <w:color w:val="C08A2B"/>
-          <w:sz w:val="20"/>
+          <w:color w:val="45565E"/>
+          <w:sz w:val="17"/>
         </w:rPr>
-        <w:t>CAPTURA_NO_GENERADA_POR_LIMITACIÓN_DEL_ENTORNO.</w:t>
+        <w:t>Figura 5. Visualización de resultados.</w:t>
       </w:r>
     </w:p>
     <w:p>
       <w:pPr>
-        <w:spacing w:before="40" w:after="80" w:line="276" w:lineRule="auto"/>
+        <w:spacing w:after="120"/>
+        <w:jc w:val="center"/>
       </w:pPr>
       <w:r>
         <w:rPr>
           <w:rFonts w:ascii="Calibri" w:hAnsi="Calibri"/>
-          <w:b w:val="0"/>
-          <w:i w:val="0"/>
+          <w:i/>
           <w:color w:val="45565E"/>
-          <w:sz w:val="19"/>
+          <w:sz w:val="15"/>
         </w:rPr>
-        <w:t>El entorno de generación de este portafolio no renderiza de forma fiel el archivo XLSX original, por lo que no se incluyen capturas simuladas. Las hojas reales del libro pueden abrirse en Microsoft Excel según la compatibilidad indicada.</w:t>
+        <w:t>Captura real del archivo Excel NUTRIMETRÍA correspondiente al producto.</w:t>
       </w:r>
     </w:p>
     <w:tbl>
